--- a/Proyecto/PREGAME/1. ELICITACION/1.7 PRUEBAS/SPRINT 0/Caja Negra/REQ002_Caja_Negra_G6_V1.docx
+++ b/Proyecto/PREGAME/1. ELICITACION/1.7 PRUEBAS/SPRINT 0/Caja Negra/REQ002_Caja_Negra_G6_V1.docx
@@ -278,13 +278,8 @@
         <w:jc w:val="center"/>
       </w:pPr>
       <w:r>
-        <w:t xml:space="preserve">Jonathan </w:t>
+        <w:t>Jonathan Rodriguez</w:t>
       </w:r>
-      <w:proofErr w:type="spellStart"/>
-      <w:r>
-        <w:t>Rodriguez</w:t>
-      </w:r>
-      <w:proofErr w:type="spellEnd"/>
     </w:p>
     <w:p>
       <w:pPr>
@@ -608,15 +603,13 @@
               <w:spacing w:after="0" w:line="375" w:lineRule="auto"/>
               <w:jc w:val="center"/>
             </w:pPr>
-            <w:proofErr w:type="spellStart"/>
-            <w:r>
-              <w:rPr>
-                <w:rFonts w:ascii="system-ui" w:eastAsia="system-ui" w:hAnsi="system-ui" w:cs="system-ui"/>
-                <w:color w:val="0F1115"/>
-              </w:rPr>
-              <w:t>txtNombre</w:t>
-            </w:r>
-            <w:proofErr w:type="spellEnd"/>
+            <w:r>
+              <w:rPr>
+                <w:rFonts w:ascii="system-ui" w:eastAsia="system-ui" w:hAnsi="system-ui" w:cs="system-ui"/>
+                <w:color w:val="0F1115"/>
+              </w:rPr>
+              <w:t>nombre</w:t>
+            </w:r>
             <w:r>
               <w:rPr>
                 <w:rFonts w:asciiTheme="minorHAnsi" w:eastAsiaTheme="minorEastAsia" w:hAnsiTheme="minorHAnsi" w:cstheme="minorBidi"/>
@@ -630,15 +623,13 @@
               </w:rPr>
               <w:t xml:space="preserve"> </w:t>
             </w:r>
-            <w:proofErr w:type="spellStart"/>
-            <w:r>
-              <w:rPr>
-                <w:rFonts w:ascii="system-ui" w:eastAsia="system-ui" w:hAnsi="system-ui" w:cs="system-ui"/>
-                <w:color w:val="0F1115"/>
-              </w:rPr>
-              <w:t>txtNombre</w:t>
-            </w:r>
-            <w:proofErr w:type="spellEnd"/>
+            <w:r>
+              <w:rPr>
+                <w:rFonts w:ascii="system-ui" w:eastAsia="system-ui" w:hAnsi="system-ui" w:cs="system-ui"/>
+                <w:color w:val="0F1115"/>
+              </w:rPr>
+              <w:t>nombre</w:t>
+            </w:r>
           </w:p>
         </w:tc>
         <w:tc>
@@ -687,23 +678,7 @@
                 <w:rFonts w:ascii="system-ui" w:eastAsia="system-ui" w:hAnsi="system-ui" w:cs="system-ui"/>
                 <w:color w:val="0F1115"/>
               </w:rPr>
-              <w:t>"</w:t>
-            </w:r>
-            <w:proofErr w:type="spellStart"/>
-            <w:r>
-              <w:rPr>
-                <w:rFonts w:ascii="system-ui" w:eastAsia="system-ui" w:hAnsi="system-ui" w:cs="system-ui"/>
-                <w:color w:val="0F1115"/>
-              </w:rPr>
-              <w:t>Bateria</w:t>
-            </w:r>
-            <w:proofErr w:type="spellEnd"/>
-            <w:r>
-              <w:rPr>
-                <w:rFonts w:ascii="system-ui" w:eastAsia="system-ui" w:hAnsi="system-ui" w:cs="system-ui"/>
-                <w:color w:val="0F1115"/>
-              </w:rPr>
-              <w:t>"</w:t>
+              <w:t>"Bateria"</w:t>
             </w:r>
             <w:proofErr w:type="gramStart"/>
             <w:r>
@@ -767,16 +742,14 @@
               <w:spacing w:after="0" w:line="375" w:lineRule="auto"/>
               <w:jc w:val="center"/>
             </w:pPr>
-            <w:proofErr w:type="spellStart"/>
             <w:proofErr w:type="gramStart"/>
             <w:r>
               <w:rPr>
                 <w:rFonts w:ascii="system-ui" w:eastAsia="system-ui" w:hAnsi="system-ui" w:cs="system-ui"/>
                 <w:color w:val="0F1115"/>
               </w:rPr>
-              <w:t>TxtNombre</w:t>
-            </w:r>
-            <w:proofErr w:type="spellEnd"/>
+              <w:t>nombre</w:t>
+            </w:r>
             <w:r>
               <w:rPr>
                 <w:rFonts w:ascii="system-ui" w:eastAsia="system-ui" w:hAnsi="system-ui" w:cs="system-ui"/>
@@ -804,15 +777,13 @@
               </w:rPr>
               <w:t xml:space="preserve"> </w:t>
             </w:r>
-            <w:proofErr w:type="spellStart"/>
-            <w:r>
-              <w:rPr>
-                <w:rFonts w:ascii="system-ui" w:eastAsia="system-ui" w:hAnsi="system-ui" w:cs="system-ui"/>
-                <w:color w:val="0F1115"/>
-              </w:rPr>
-              <w:t>txtNombre</w:t>
-            </w:r>
-            <w:proofErr w:type="spellEnd"/>
+            <w:r>
+              <w:rPr>
+                <w:rFonts w:ascii="system-ui" w:eastAsia="system-ui" w:hAnsi="system-ui" w:cs="system-ui"/>
+                <w:color w:val="0F1115"/>
+              </w:rPr>
+              <w:t>nombre</w:t>
+            </w:r>
           </w:p>
         </w:tc>
         <w:tc>
@@ -931,20 +902,12 @@
               <w:spacing w:after="0" w:line="375" w:lineRule="auto"/>
               <w:jc w:val="center"/>
             </w:pPr>
-            <w:proofErr w:type="spellStart"/>
-            <w:r>
-              <w:rPr>
-                <w:rFonts w:ascii="system-ui" w:eastAsia="system-ui" w:hAnsi="system-ui" w:cs="system-ui"/>
-                <w:color w:val="0F1115"/>
-              </w:rPr>
-              <w:t>txtStock</w:t>
-            </w:r>
-            <w:proofErr w:type="spellEnd"/>
-            <w:r>
-              <w:rPr>
-                <w:rFonts w:asciiTheme="minorHAnsi" w:eastAsiaTheme="minorEastAsia" w:hAnsiTheme="minorHAnsi" w:cstheme="minorBidi"/>
-              </w:rPr>
-              <w:t xml:space="preserve"> </w:t>
+            <w:r>
+              <w:rPr>
+                <w:rFonts w:ascii="system-ui" w:eastAsia="system-ui" w:hAnsi="system-ui" w:cs="system-ui"/>
+                <w:color w:val="0F1115"/>
+              </w:rPr>
+              <w:t xml:space="preserve">stock </w:t>
             </w:r>
             <w:r>
               <w:rPr>
@@ -1061,16 +1024,14 @@
               <w:spacing w:after="0" w:line="375" w:lineRule="auto"/>
               <w:jc w:val="center"/>
             </w:pPr>
-            <w:proofErr w:type="spellStart"/>
             <w:proofErr w:type="gramStart"/>
             <w:r>
               <w:rPr>
                 <w:rFonts w:ascii="system-ui" w:eastAsia="system-ui" w:hAnsi="system-ui" w:cs="system-ui"/>
                 <w:color w:val="0F1115"/>
               </w:rPr>
-              <w:t>txtStock</w:t>
-            </w:r>
-            <w:proofErr w:type="spellEnd"/>
+              <w:t>stock</w:t>
+            </w:r>
             <w:r>
               <w:rPr>
                 <w:rFonts w:asciiTheme="minorHAnsi" w:eastAsiaTheme="minorEastAsia" w:hAnsiTheme="minorHAnsi" w:cstheme="minorBidi"/>
@@ -1195,16 +1156,14 @@
               <w:spacing w:after="0" w:line="375" w:lineRule="auto"/>
               <w:jc w:val="center"/>
             </w:pPr>
-            <w:proofErr w:type="spellStart"/>
             <w:proofErr w:type="gramStart"/>
             <w:r>
               <w:rPr>
                 <w:rFonts w:ascii="system-ui" w:eastAsia="system-ui" w:hAnsi="system-ui" w:cs="system-ui"/>
                 <w:color w:val="0F1115"/>
               </w:rPr>
-              <w:t>txtStock</w:t>
-            </w:r>
-            <w:proofErr w:type="spellEnd"/>
+              <w:t>stock</w:t>
+            </w:r>
             <w:r>
               <w:rPr>
                 <w:rFonts w:asciiTheme="minorHAnsi" w:eastAsiaTheme="minorEastAsia" w:hAnsiTheme="minorHAnsi" w:cstheme="minorBidi"/>
@@ -1231,15 +1190,13 @@
               </w:rPr>
               <w:t xml:space="preserve"> </w:t>
             </w:r>
-            <w:proofErr w:type="spellStart"/>
-            <w:r>
-              <w:rPr>
-                <w:rFonts w:ascii="system-ui" w:eastAsia="system-ui" w:hAnsi="system-ui" w:cs="system-ui"/>
-                <w:color w:val="0F1115"/>
-              </w:rPr>
-              <w:t>txtStock</w:t>
-            </w:r>
-            <w:proofErr w:type="spellEnd"/>
+            <w:r>
+              <w:rPr>
+                <w:rFonts w:ascii="system-ui" w:eastAsia="system-ui" w:hAnsi="system-ui" w:cs="system-ui"/>
+                <w:color w:val="0F1115"/>
+              </w:rPr>
+              <w:t>stock</w:t>
+            </w:r>
           </w:p>
         </w:tc>
         <w:tc>
@@ -1288,23 +1245,7 @@
                 <w:rFonts w:ascii="system-ui" w:eastAsia="system-ui" w:hAnsi="system-ui" w:cs="system-ui"/>
                 <w:color w:val="0F1115"/>
               </w:rPr>
-              <w:t>"</w:t>
-            </w:r>
-            <w:proofErr w:type="spellStart"/>
-            <w:r>
-              <w:rPr>
-                <w:rFonts w:ascii="system-ui" w:eastAsia="system-ui" w:hAnsi="system-ui" w:cs="system-ui"/>
-                <w:color w:val="0F1115"/>
-              </w:rPr>
-              <w:t>abc</w:t>
-            </w:r>
-            <w:proofErr w:type="spellEnd"/>
-            <w:r>
-              <w:rPr>
-                <w:rFonts w:ascii="system-ui" w:eastAsia="system-ui" w:hAnsi="system-ui" w:cs="system-ui"/>
-                <w:color w:val="0F1115"/>
-              </w:rPr>
-              <w:t>"</w:t>
+              <w:t>"abc"</w:t>
             </w:r>
           </w:p>
         </w:tc>
@@ -1361,15 +1302,13 @@
               <w:spacing w:after="0" w:line="375" w:lineRule="auto"/>
               <w:jc w:val="center"/>
             </w:pPr>
-            <w:proofErr w:type="spellStart"/>
-            <w:r>
-              <w:rPr>
-                <w:rFonts w:ascii="system-ui" w:eastAsia="system-ui" w:hAnsi="system-ui" w:cs="system-ui"/>
-                <w:color w:val="0F1115"/>
-              </w:rPr>
-              <w:t>txtPrecio</w:t>
-            </w:r>
-            <w:proofErr w:type="spellEnd"/>
+            <w:r>
+              <w:rPr>
+                <w:rFonts w:ascii="system-ui" w:eastAsia="system-ui" w:hAnsi="system-ui" w:cs="system-ui"/>
+                <w:color w:val="0F1115"/>
+              </w:rPr>
+              <w:t>precio</w:t>
+            </w:r>
             <w:r>
               <w:rPr>
                 <w:rFonts w:asciiTheme="minorHAnsi" w:eastAsiaTheme="minorEastAsia" w:hAnsiTheme="minorHAnsi" w:cstheme="minorBidi"/>
@@ -1491,15 +1430,13 @@
               <w:spacing w:after="0" w:line="375" w:lineRule="auto"/>
               <w:jc w:val="center"/>
             </w:pPr>
-            <w:proofErr w:type="spellStart"/>
-            <w:r>
-              <w:rPr>
-                <w:rFonts w:ascii="system-ui" w:eastAsia="system-ui" w:hAnsi="system-ui" w:cs="system-ui"/>
-                <w:color w:val="0F1115"/>
-              </w:rPr>
-              <w:t>txtPrecio</w:t>
-            </w:r>
-            <w:proofErr w:type="spellEnd"/>
+            <w:r>
+              <w:rPr>
+                <w:rFonts w:ascii="system-ui" w:eastAsia="system-ui" w:hAnsi="system-ui" w:cs="system-ui"/>
+                <w:color w:val="0F1115"/>
+              </w:rPr>
+              <w:t>precio</w:t>
+            </w:r>
             <w:r>
               <w:rPr>
                 <w:rFonts w:asciiTheme="minorHAnsi" w:eastAsiaTheme="minorEastAsia" w:hAnsiTheme="minorHAnsi" w:cstheme="minorBidi"/>
@@ -1609,16 +1546,14 @@
               <w:spacing w:after="0" w:line="375" w:lineRule="auto"/>
               <w:jc w:val="center"/>
             </w:pPr>
-            <w:proofErr w:type="spellStart"/>
             <w:proofErr w:type="gramStart"/>
             <w:r>
               <w:rPr>
                 <w:rFonts w:ascii="system-ui" w:eastAsia="system-ui" w:hAnsi="system-ui" w:cs="system-ui"/>
                 <w:color w:val="0F1115"/>
               </w:rPr>
-              <w:t>txtPrecio</w:t>
-            </w:r>
-            <w:proofErr w:type="spellEnd"/>
+              <w:t>precio</w:t>
+            </w:r>
             <w:r>
               <w:rPr>
                 <w:rFonts w:asciiTheme="minorHAnsi" w:eastAsiaTheme="minorEastAsia" w:hAnsiTheme="minorHAnsi" w:cstheme="minorBidi"/>
@@ -1645,15 +1580,13 @@
               </w:rPr>
               <w:t xml:space="preserve"> </w:t>
             </w:r>
-            <w:proofErr w:type="spellStart"/>
-            <w:r>
-              <w:rPr>
-                <w:rFonts w:ascii="system-ui" w:eastAsia="system-ui" w:hAnsi="system-ui" w:cs="system-ui"/>
-                <w:color w:val="0F1115"/>
-              </w:rPr>
-              <w:t>txtPrecio</w:t>
-            </w:r>
-            <w:proofErr w:type="spellEnd"/>
+            <w:r>
+              <w:rPr>
+                <w:rFonts w:ascii="system-ui" w:eastAsia="system-ui" w:hAnsi="system-ui" w:cs="system-ui"/>
+                <w:color w:val="0F1115"/>
+              </w:rPr>
+              <w:t>precio</w:t>
+            </w:r>
           </w:p>
         </w:tc>
         <w:tc>
@@ -1702,23 +1635,7 @@
                 <w:rFonts w:ascii="system-ui" w:eastAsia="system-ui" w:hAnsi="system-ui" w:cs="system-ui"/>
                 <w:color w:val="0F1115"/>
               </w:rPr>
-              <w:t>"</w:t>
-            </w:r>
-            <w:proofErr w:type="spellStart"/>
-            <w:r>
-              <w:rPr>
-                <w:rFonts w:ascii="system-ui" w:eastAsia="system-ui" w:hAnsi="system-ui" w:cs="system-ui"/>
-                <w:color w:val="0F1115"/>
-              </w:rPr>
-              <w:t>abc</w:t>
-            </w:r>
-            <w:proofErr w:type="spellEnd"/>
-            <w:r>
-              <w:rPr>
-                <w:rFonts w:ascii="system-ui" w:eastAsia="system-ui" w:hAnsi="system-ui" w:cs="system-ui"/>
-                <w:color w:val="0F1115"/>
-              </w:rPr>
-              <w:t>"</w:t>
+              <w:t>"abc"</w:t>
             </w:r>
           </w:p>
         </w:tc>
@@ -1748,7 +1665,6 @@
                 <w:bCs/>
               </w:rPr>
             </w:pPr>
-            <w:proofErr w:type="spellStart"/>
             <w:r>
               <w:rPr>
                 <w:rFonts w:asciiTheme="minorHAnsi" w:eastAsiaTheme="minorEastAsia" w:hAnsiTheme="minorHAnsi" w:cstheme="minorBidi"/>
@@ -1757,7 +1673,6 @@
               </w:rPr>
               <w:t>descripcion</w:t>
             </w:r>
-            <w:proofErr w:type="spellEnd"/>
           </w:p>
         </w:tc>
         <w:tc>
@@ -1776,15 +1691,13 @@
               <w:spacing w:after="0" w:line="375" w:lineRule="auto"/>
               <w:jc w:val="center"/>
             </w:pPr>
-            <w:proofErr w:type="spellStart"/>
-            <w:r>
-              <w:rPr>
-                <w:rFonts w:ascii="system-ui" w:eastAsia="system-ui" w:hAnsi="system-ui" w:cs="system-ui"/>
-                <w:color w:val="0F1115"/>
-              </w:rPr>
-              <w:t>txtDescripcion</w:t>
-            </w:r>
-            <w:proofErr w:type="spellEnd"/>
+            <w:r>
+              <w:rPr>
+                <w:rFonts w:ascii="system-ui" w:eastAsia="system-ui" w:hAnsi="system-ui" w:cs="system-ui"/>
+                <w:color w:val="0F1115"/>
+              </w:rPr>
+              <w:t>descripcion</w:t>
+            </w:r>
             <w:r>
               <w:rPr>
                 <w:rFonts w:asciiTheme="minorHAnsi" w:eastAsiaTheme="minorEastAsia" w:hAnsiTheme="minorHAnsi" w:cstheme="minorBidi"/>
@@ -1798,15 +1711,13 @@
               </w:rPr>
               <w:t xml:space="preserve"> </w:t>
             </w:r>
-            <w:proofErr w:type="spellStart"/>
-            <w:r>
-              <w:rPr>
-                <w:rFonts w:ascii="system-ui" w:eastAsia="system-ui" w:hAnsi="system-ui" w:cs="system-ui"/>
-                <w:color w:val="0F1115"/>
-              </w:rPr>
-              <w:t>txtDescripcion</w:t>
-            </w:r>
-            <w:proofErr w:type="spellEnd"/>
+            <w:r>
+              <w:rPr>
+                <w:rFonts w:ascii="system-ui" w:eastAsia="system-ui" w:hAnsi="system-ui" w:cs="system-ui"/>
+                <w:color w:val="0F1115"/>
+              </w:rPr>
+              <w:t>descripcion</w:t>
+            </w:r>
           </w:p>
         </w:tc>
         <w:tc>
@@ -1855,23 +1766,7 @@
                 <w:rFonts w:ascii="system-ui" w:eastAsia="system-ui" w:hAnsi="system-ui" w:cs="system-ui"/>
                 <w:color w:val="0F1115"/>
               </w:rPr>
-              <w:t>"</w:t>
-            </w:r>
-            <w:proofErr w:type="spellStart"/>
-            <w:r>
-              <w:rPr>
-                <w:rFonts w:ascii="system-ui" w:eastAsia="system-ui" w:hAnsi="system-ui" w:cs="system-ui"/>
-                <w:color w:val="0F1115"/>
-              </w:rPr>
-              <w:t>Bateria</w:t>
-            </w:r>
-            <w:proofErr w:type="spellEnd"/>
-            <w:r>
-              <w:rPr>
-                <w:rFonts w:ascii="system-ui" w:eastAsia="system-ui" w:hAnsi="system-ui" w:cs="system-ui"/>
-                <w:color w:val="0F1115"/>
-              </w:rPr>
-              <w:t xml:space="preserve"> de 12v"</w:t>
+              <w:t>"Bateria de 12v"</w:t>
             </w:r>
           </w:p>
         </w:tc>
@@ -1918,16 +1813,14 @@
               <w:spacing w:after="0" w:line="375" w:lineRule="auto"/>
               <w:jc w:val="center"/>
             </w:pPr>
-            <w:proofErr w:type="spellStart"/>
             <w:proofErr w:type="gramStart"/>
             <w:r>
               <w:rPr>
                 <w:rFonts w:ascii="system-ui" w:eastAsia="system-ui" w:hAnsi="system-ui" w:cs="system-ui"/>
                 <w:color w:val="0F1115"/>
               </w:rPr>
-              <w:t>txtDescripcion</w:t>
-            </w:r>
-            <w:proofErr w:type="spellEnd"/>
+              <w:t>descripcion</w:t>
+            </w:r>
             <w:r>
               <w:rPr>
                 <w:rFonts w:asciiTheme="minorHAnsi" w:eastAsiaTheme="minorEastAsia" w:hAnsiTheme="minorHAnsi" w:cstheme="minorBidi"/>
@@ -1954,15 +1847,13 @@
               </w:rPr>
               <w:t xml:space="preserve"> </w:t>
             </w:r>
-            <w:proofErr w:type="spellStart"/>
-            <w:r>
-              <w:rPr>
-                <w:rFonts w:ascii="system-ui" w:eastAsia="system-ui" w:hAnsi="system-ui" w:cs="system-ui"/>
-                <w:color w:val="0F1115"/>
-              </w:rPr>
-              <w:t>txtDescripcion</w:t>
-            </w:r>
-            <w:proofErr w:type="spellEnd"/>
+            <w:r>
+              <w:rPr>
+                <w:rFonts w:ascii="system-ui" w:eastAsia="system-ui" w:hAnsi="system-ui" w:cs="system-ui"/>
+                <w:color w:val="0F1115"/>
+              </w:rPr>
+              <w:t>descripcion</w:t>
+            </w:r>
           </w:p>
         </w:tc>
         <w:tc>
@@ -2059,16 +1950,14 @@
               <w:spacing w:after="0" w:line="375" w:lineRule="auto"/>
               <w:jc w:val="center"/>
             </w:pPr>
-            <w:proofErr w:type="spellStart"/>
             <w:proofErr w:type="gramStart"/>
             <w:r>
               <w:rPr>
                 <w:rFonts w:ascii="system-ui" w:eastAsia="system-ui" w:hAnsi="system-ui" w:cs="system-ui"/>
                 <w:color w:val="0F1115"/>
               </w:rPr>
-              <w:t>txtDescripcion</w:t>
-            </w:r>
-            <w:proofErr w:type="spellEnd"/>
+              <w:t>descripcion</w:t>
+            </w:r>
             <w:r>
               <w:rPr>
                 <w:rFonts w:asciiTheme="minorHAnsi" w:eastAsiaTheme="minorEastAsia" w:hAnsiTheme="minorHAnsi" w:cstheme="minorBidi"/>
@@ -2095,15 +1984,13 @@
               </w:rPr>
               <w:t xml:space="preserve"> </w:t>
             </w:r>
-            <w:proofErr w:type="spellStart"/>
-            <w:r>
-              <w:rPr>
-                <w:rFonts w:ascii="system-ui" w:eastAsia="system-ui" w:hAnsi="system-ui" w:cs="system-ui"/>
-                <w:color w:val="0F1115"/>
-              </w:rPr>
-              <w:t>txtDescripcion</w:t>
-            </w:r>
-            <w:proofErr w:type="spellEnd"/>
+            <w:r>
+              <w:rPr>
+                <w:rFonts w:ascii="system-ui" w:eastAsia="system-ui" w:hAnsi="system-ui" w:cs="system-ui"/>
+                <w:color w:val="0F1115"/>
+              </w:rPr>
+              <w:t>descripcion</w:t>
+            </w:r>
           </w:p>
         </w:tc>
         <w:tc>
@@ -2211,15 +2098,13 @@
               <w:spacing w:after="0" w:line="375" w:lineRule="auto"/>
               <w:jc w:val="center"/>
             </w:pPr>
-            <w:proofErr w:type="spellStart"/>
-            <w:r>
-              <w:rPr>
-                <w:rFonts w:ascii="system-ui" w:eastAsia="system-ui" w:hAnsi="system-ui" w:cs="system-ui"/>
-                <w:color w:val="0F1115"/>
-              </w:rPr>
-              <w:t>txtImagen</w:t>
-            </w:r>
-            <w:proofErr w:type="spellEnd"/>
+            <w:r>
+              <w:rPr>
+                <w:rFonts w:ascii="system-ui" w:eastAsia="system-ui" w:hAnsi="system-ui" w:cs="system-ui"/>
+                <w:color w:val="0F1115"/>
+              </w:rPr>
+              <w:t>imagen</w:t>
+            </w:r>
             <w:r>
               <w:rPr>
                 <w:rFonts w:ascii="Calibri" w:eastAsia="Calibri" w:hAnsi="Calibri" w:cs="Calibri"/>
@@ -2227,15 +2112,13 @@
               </w:rPr>
               <w:t xml:space="preserve"> == </w:t>
             </w:r>
-            <w:proofErr w:type="spellStart"/>
-            <w:r>
-              <w:rPr>
-                <w:rFonts w:ascii="system-ui" w:eastAsia="system-ui" w:hAnsi="system-ui" w:cs="system-ui"/>
-                <w:color w:val="0F1115"/>
-              </w:rPr>
-              <w:t>txtImagen</w:t>
-            </w:r>
-            <w:proofErr w:type="spellEnd"/>
+            <w:r>
+              <w:rPr>
+                <w:rFonts w:ascii="system-ui" w:eastAsia="system-ui" w:hAnsi="system-ui" w:cs="system-ui"/>
+                <w:color w:val="0F1115"/>
+              </w:rPr>
+              <w:t>imagen</w:t>
+            </w:r>
           </w:p>
         </w:tc>
         <w:tc>
@@ -2332,15 +2215,13 @@
               <w:spacing w:after="0" w:line="375" w:lineRule="auto"/>
               <w:jc w:val="center"/>
             </w:pPr>
-            <w:proofErr w:type="spellStart"/>
-            <w:r>
-              <w:rPr>
-                <w:rFonts w:ascii="system-ui" w:eastAsia="system-ui" w:hAnsi="system-ui" w:cs="system-ui"/>
-                <w:color w:val="0F1115"/>
-              </w:rPr>
-              <w:t>txtImagen</w:t>
-            </w:r>
-            <w:proofErr w:type="spellEnd"/>
+            <w:r>
+              <w:rPr>
+                <w:rFonts w:ascii="system-ui" w:eastAsia="system-ui" w:hAnsi="system-ui" w:cs="system-ui"/>
+                <w:color w:val="0F1115"/>
+              </w:rPr>
+              <w:t>imagen</w:t>
+            </w:r>
             <w:r>
               <w:rPr>
                 <w:rFonts w:ascii="Calibri" w:eastAsia="Calibri" w:hAnsi="Calibri" w:cs="Calibri"/>
@@ -2348,15 +2229,13 @@
               </w:rPr>
               <w:t xml:space="preserve"> == </w:t>
             </w:r>
-            <w:proofErr w:type="spellStart"/>
-            <w:r>
-              <w:rPr>
-                <w:rFonts w:ascii="system-ui" w:eastAsia="system-ui" w:hAnsi="system-ui" w:cs="system-ui"/>
-                <w:color w:val="0F1115"/>
-              </w:rPr>
-              <w:t>txtImagen</w:t>
-            </w:r>
-            <w:proofErr w:type="spellEnd"/>
+            <w:r>
+              <w:rPr>
+                <w:rFonts w:ascii="system-ui" w:eastAsia="system-ui" w:hAnsi="system-ui" w:cs="system-ui"/>
+                <w:color w:val="0F1115"/>
+              </w:rPr>
+              <w:t>imagen</w:t>
+            </w:r>
           </w:p>
         </w:tc>
         <w:tc>
@@ -2405,23 +2284,7 @@
                 <w:rFonts w:ascii="system-ui" w:eastAsia="system-ui" w:hAnsi="system-ui" w:cs="system-ui"/>
                 <w:color w:val="0F1115"/>
               </w:rPr>
-              <w:t>"</w:t>
-            </w:r>
-            <w:proofErr w:type="spellStart"/>
-            <w:r>
-              <w:rPr>
-                <w:rFonts w:ascii="system-ui" w:eastAsia="system-ui" w:hAnsi="system-ui" w:cs="system-ui"/>
-                <w:color w:val="0F1115"/>
-              </w:rPr>
-              <w:t>bateria</w:t>
-            </w:r>
-            <w:proofErr w:type="spellEnd"/>
-            <w:r>
-              <w:rPr>
-                <w:rFonts w:ascii="system-ui" w:eastAsia="system-ui" w:hAnsi="system-ui" w:cs="system-ui"/>
-                <w:color w:val="0F1115"/>
-              </w:rPr>
-              <w:t>"</w:t>
+              <w:t>"bateria"</w:t>
             </w:r>
           </w:p>
         </w:tc>
@@ -2470,15 +2333,13 @@
               <w:spacing w:after="0" w:line="375" w:lineRule="auto"/>
               <w:jc w:val="center"/>
             </w:pPr>
-            <w:proofErr w:type="spellStart"/>
-            <w:r>
-              <w:rPr>
-                <w:rFonts w:ascii="system-ui" w:eastAsia="system-ui" w:hAnsi="system-ui" w:cs="system-ui"/>
-                <w:color w:val="0F1115"/>
-              </w:rPr>
-              <w:t>txtImagen</w:t>
-            </w:r>
-            <w:proofErr w:type="spellEnd"/>
+            <w:r>
+              <w:rPr>
+                <w:rFonts w:ascii="system-ui" w:eastAsia="system-ui" w:hAnsi="system-ui" w:cs="system-ui"/>
+                <w:color w:val="0F1115"/>
+              </w:rPr>
+              <w:t>imagen</w:t>
+            </w:r>
             <w:r>
               <w:rPr>
                 <w:rFonts w:ascii="Calibri" w:eastAsia="Calibri" w:hAnsi="Calibri" w:cs="Calibri"/>
@@ -2486,15 +2347,13 @@
               </w:rPr>
               <w:t xml:space="preserve"> == </w:t>
             </w:r>
-            <w:proofErr w:type="spellStart"/>
-            <w:r>
-              <w:rPr>
-                <w:rFonts w:ascii="system-ui" w:eastAsia="system-ui" w:hAnsi="system-ui" w:cs="system-ui"/>
-                <w:color w:val="0F1115"/>
-              </w:rPr>
-              <w:t>txtImagen</w:t>
-            </w:r>
-            <w:proofErr w:type="spellEnd"/>
+            <w:r>
+              <w:rPr>
+                <w:rFonts w:ascii="system-ui" w:eastAsia="system-ui" w:hAnsi="system-ui" w:cs="system-ui"/>
+                <w:color w:val="0F1115"/>
+              </w:rPr>
+              <w:t>imagen</w:t>
+            </w:r>
           </w:p>
         </w:tc>
         <w:tc>
@@ -2601,15 +2460,13 @@
               <w:spacing w:after="0" w:line="375" w:lineRule="auto"/>
               <w:jc w:val="center"/>
             </w:pPr>
-            <w:proofErr w:type="spellStart"/>
-            <w:r>
-              <w:rPr>
-                <w:rFonts w:ascii="system-ui" w:eastAsia="system-ui" w:hAnsi="system-ui" w:cs="system-ui"/>
-                <w:color w:val="0F1115"/>
-              </w:rPr>
-              <w:t>txtModelo</w:t>
-            </w:r>
-            <w:proofErr w:type="spellEnd"/>
+            <w:r>
+              <w:rPr>
+                <w:rFonts w:ascii="system-ui" w:eastAsia="system-ui" w:hAnsi="system-ui" w:cs="system-ui"/>
+                <w:color w:val="0F1115"/>
+              </w:rPr>
+              <w:t>modelo</w:t>
+            </w:r>
             <w:r>
               <w:rPr>
                 <w:rFonts w:ascii="Calibri" w:eastAsia="Calibri" w:hAnsi="Calibri" w:cs="Calibri"/>
@@ -2617,15 +2474,13 @@
               </w:rPr>
               <w:t xml:space="preserve"> == </w:t>
             </w:r>
-            <w:proofErr w:type="spellStart"/>
-            <w:r>
-              <w:rPr>
-                <w:rFonts w:ascii="system-ui" w:eastAsia="system-ui" w:hAnsi="system-ui" w:cs="system-ui"/>
-                <w:color w:val="0F1115"/>
-              </w:rPr>
-              <w:t>txtModelo</w:t>
-            </w:r>
-            <w:proofErr w:type="spellEnd"/>
+            <w:r>
+              <w:rPr>
+                <w:rFonts w:ascii="system-ui" w:eastAsia="system-ui" w:hAnsi="system-ui" w:cs="system-ui"/>
+                <w:color w:val="0F1115"/>
+              </w:rPr>
+              <w:t>modelo</w:t>
+            </w:r>
           </w:p>
         </w:tc>
         <w:tc>
@@ -2722,16 +2577,14 @@
               <w:spacing w:after="0" w:line="375" w:lineRule="auto"/>
               <w:jc w:val="center"/>
             </w:pPr>
-            <w:proofErr w:type="spellStart"/>
             <w:proofErr w:type="gramStart"/>
             <w:r>
               <w:rPr>
                 <w:rFonts w:ascii="system-ui" w:eastAsia="system-ui" w:hAnsi="system-ui" w:cs="system-ui"/>
                 <w:color w:val="0F1115"/>
               </w:rPr>
-              <w:t>txtModelo</w:t>
-            </w:r>
-            <w:proofErr w:type="spellEnd"/>
+              <w:t>modelo</w:t>
+            </w:r>
             <w:r>
               <w:rPr>
                 <w:rFonts w:ascii="Calibri" w:eastAsia="Calibri" w:hAnsi="Calibri" w:cs="Calibri"/>
@@ -2754,15 +2607,13 @@
               </w:rPr>
               <w:t xml:space="preserve">= </w:t>
             </w:r>
-            <w:proofErr w:type="spellStart"/>
-            <w:r>
-              <w:rPr>
-                <w:rFonts w:ascii="system-ui" w:eastAsia="system-ui" w:hAnsi="system-ui" w:cs="system-ui"/>
-                <w:color w:val="0F1115"/>
-              </w:rPr>
-              <w:t>txtModelo</w:t>
-            </w:r>
-            <w:proofErr w:type="spellEnd"/>
+            <w:r>
+              <w:rPr>
+                <w:rFonts w:ascii="system-ui" w:eastAsia="system-ui" w:hAnsi="system-ui" w:cs="system-ui"/>
+                <w:color w:val="0F1115"/>
+              </w:rPr>
+              <w:t>modelo</w:t>
+            </w:r>
           </w:p>
         </w:tc>
         <w:tc>
@@ -2860,16 +2711,14 @@
               <w:spacing w:after="0" w:line="375" w:lineRule="auto"/>
               <w:jc w:val="center"/>
             </w:pPr>
-            <w:proofErr w:type="spellStart"/>
             <w:proofErr w:type="gramStart"/>
             <w:r>
               <w:rPr>
                 <w:rFonts w:ascii="system-ui" w:eastAsia="system-ui" w:hAnsi="system-ui" w:cs="system-ui"/>
                 <w:color w:val="0F1115"/>
               </w:rPr>
-              <w:t>txtModelo</w:t>
-            </w:r>
-            <w:proofErr w:type="spellEnd"/>
+              <w:t>modelo</w:t>
+            </w:r>
             <w:r>
               <w:rPr>
                 <w:rFonts w:ascii="Calibri" w:eastAsia="Calibri" w:hAnsi="Calibri" w:cs="Calibri"/>
@@ -2892,15 +2741,13 @@
               </w:rPr>
               <w:t xml:space="preserve">= </w:t>
             </w:r>
-            <w:proofErr w:type="spellStart"/>
-            <w:r>
-              <w:rPr>
-                <w:rFonts w:ascii="system-ui" w:eastAsia="system-ui" w:hAnsi="system-ui" w:cs="system-ui"/>
-                <w:color w:val="0F1115"/>
-              </w:rPr>
-              <w:t>txtModelo</w:t>
-            </w:r>
-            <w:proofErr w:type="spellEnd"/>
+            <w:r>
+              <w:rPr>
+                <w:rFonts w:ascii="system-ui" w:eastAsia="system-ui" w:hAnsi="system-ui" w:cs="system-ui"/>
+                <w:color w:val="0F1115"/>
+              </w:rPr>
+              <w:t>modelo</w:t>
+            </w:r>
           </w:p>
         </w:tc>
         <w:tc>
@@ -3007,22 +2854,13 @@
               <w:spacing w:after="0" w:line="375" w:lineRule="auto"/>
               <w:jc w:val="center"/>
             </w:pPr>
-            <w:proofErr w:type="spellStart"/>
-            <w:r>
-              <w:rPr>
-                <w:rFonts w:ascii="system-ui" w:eastAsia="system-ui" w:hAnsi="system-ui" w:cs="system-ui"/>
-                <w:color w:val="0F1115"/>
-              </w:rPr>
-              <w:t>t</w:t>
-            </w:r>
-            <w:r>
-              <w:rPr>
-                <w:rFonts w:ascii="system-ui" w:eastAsia="system-ui" w:hAnsi="system-ui" w:cs="system-ui"/>
-                <w:color w:val="0F1115"/>
-              </w:rPr>
-              <w:t>xtProveedor</w:t>
-            </w:r>
-            <w:proofErr w:type="spellEnd"/>
+            <w:r>
+              <w:rPr>
+                <w:rFonts w:ascii="system-ui" w:eastAsia="system-ui" w:hAnsi="system-ui" w:cs="system-ui"/>
+                <w:color w:val="0F1115"/>
+              </w:rPr>
+              <w:t>proveedor</w:t>
+            </w:r>
             <w:r>
               <w:rPr>
                 <w:rFonts w:ascii="system-ui" w:eastAsia="system-ui" w:hAnsi="system-ui" w:cs="system-ui"/>
@@ -3037,22 +2875,13 @@
               </w:rPr>
               <w:t xml:space="preserve">== </w:t>
             </w:r>
-            <w:proofErr w:type="spellStart"/>
-            <w:r>
-              <w:rPr>
-                <w:rFonts w:ascii="system-ui" w:eastAsia="system-ui" w:hAnsi="system-ui" w:cs="system-ui"/>
-                <w:color w:val="0F1115"/>
-              </w:rPr>
-              <w:t>t</w:t>
-            </w:r>
-            <w:r>
-              <w:rPr>
-                <w:rFonts w:ascii="system-ui" w:eastAsia="system-ui" w:hAnsi="system-ui" w:cs="system-ui"/>
-                <w:color w:val="0F1115"/>
-              </w:rPr>
-              <w:t>xtProveedor</w:t>
-            </w:r>
-            <w:proofErr w:type="spellEnd"/>
+            <w:r>
+              <w:rPr>
+                <w:rFonts w:ascii="system-ui" w:eastAsia="system-ui" w:hAnsi="system-ui" w:cs="system-ui"/>
+                <w:color w:val="0F1115"/>
+              </w:rPr>
+              <w:t>proveedor</w:t>
+            </w:r>
           </w:p>
         </w:tc>
         <w:tc>
@@ -3101,23 +2930,7 @@
                 <w:rFonts w:ascii="system-ui" w:eastAsia="system-ui" w:hAnsi="system-ui" w:cs="system-ui"/>
                 <w:color w:val="0F1115"/>
               </w:rPr>
-              <w:t xml:space="preserve">"Tecno </w:t>
-            </w:r>
-            <w:proofErr w:type="spellStart"/>
-            <w:r>
-              <w:rPr>
-                <w:rFonts w:ascii="system-ui" w:eastAsia="system-ui" w:hAnsi="system-ui" w:cs="system-ui"/>
-                <w:color w:val="0F1115"/>
-              </w:rPr>
-              <w:t>Import</w:t>
-            </w:r>
-            <w:proofErr w:type="spellEnd"/>
-            <w:r>
-              <w:rPr>
-                <w:rFonts w:ascii="system-ui" w:eastAsia="system-ui" w:hAnsi="system-ui" w:cs="system-ui"/>
-                <w:color w:val="0F1115"/>
-              </w:rPr>
-              <w:t xml:space="preserve"> S.A."</w:t>
+              <w:t>"Tecno Import S.A."</w:t>
             </w:r>
           </w:p>
         </w:tc>
@@ -3165,23 +2978,14 @@
               <w:spacing w:after="0" w:line="375" w:lineRule="auto"/>
               <w:jc w:val="center"/>
             </w:pPr>
-            <w:proofErr w:type="spellStart"/>
             <w:proofErr w:type="gramStart"/>
             <w:r>
               <w:rPr>
                 <w:rFonts w:ascii="system-ui" w:eastAsia="system-ui" w:hAnsi="system-ui" w:cs="system-ui"/>
                 <w:color w:val="0F1115"/>
               </w:rPr>
-              <w:t>t</w:t>
-            </w:r>
-            <w:r>
-              <w:rPr>
-                <w:rFonts w:ascii="system-ui" w:eastAsia="system-ui" w:hAnsi="system-ui" w:cs="system-ui"/>
-                <w:color w:val="0F1115"/>
-              </w:rPr>
-              <w:t>xtProveedor</w:t>
-            </w:r>
-            <w:proofErr w:type="spellEnd"/>
+              <w:t>proveedor</w:t>
+            </w:r>
             <w:r>
               <w:rPr>
                 <w:rFonts w:ascii="system-ui" w:eastAsia="system-ui" w:hAnsi="system-ui" w:cs="system-ui"/>
@@ -3204,22 +3008,13 @@
               </w:rPr>
               <w:t xml:space="preserve">= </w:t>
             </w:r>
-            <w:proofErr w:type="spellStart"/>
-            <w:r>
-              <w:rPr>
-                <w:rFonts w:ascii="system-ui" w:eastAsia="system-ui" w:hAnsi="system-ui" w:cs="system-ui"/>
-                <w:color w:val="0F1115"/>
-              </w:rPr>
-              <w:t>t</w:t>
-            </w:r>
-            <w:r>
-              <w:rPr>
-                <w:rFonts w:ascii="system-ui" w:eastAsia="system-ui" w:hAnsi="system-ui" w:cs="system-ui"/>
-                <w:color w:val="0F1115"/>
-              </w:rPr>
-              <w:t>xtProveedor</w:t>
-            </w:r>
-            <w:proofErr w:type="spellEnd"/>
+            <w:r>
+              <w:rPr>
+                <w:rFonts w:ascii="system-ui" w:eastAsia="system-ui" w:hAnsi="system-ui" w:cs="system-ui"/>
+                <w:color w:val="0F1115"/>
+              </w:rPr>
+              <w:t>proveedor</w:t>
+            </w:r>
           </w:p>
         </w:tc>
         <w:tc>
@@ -3317,23 +3112,14 @@
               <w:spacing w:after="0" w:line="375" w:lineRule="auto"/>
               <w:jc w:val="center"/>
             </w:pPr>
-            <w:proofErr w:type="spellStart"/>
             <w:proofErr w:type="gramStart"/>
             <w:r>
               <w:rPr>
                 <w:rFonts w:ascii="system-ui" w:eastAsia="system-ui" w:hAnsi="system-ui" w:cs="system-ui"/>
                 <w:color w:val="0F1115"/>
               </w:rPr>
-              <w:t>t</w:t>
-            </w:r>
-            <w:r>
-              <w:rPr>
-                <w:rFonts w:ascii="system-ui" w:eastAsia="system-ui" w:hAnsi="system-ui" w:cs="system-ui"/>
-                <w:color w:val="0F1115"/>
-              </w:rPr>
-              <w:t>xtProveedor</w:t>
-            </w:r>
-            <w:proofErr w:type="spellEnd"/>
+              <w:t>proveedor</w:t>
+            </w:r>
             <w:r>
               <w:rPr>
                 <w:rFonts w:ascii="system-ui" w:eastAsia="system-ui" w:hAnsi="system-ui" w:cs="system-ui"/>
@@ -3356,22 +3142,13 @@
               </w:rPr>
               <w:t xml:space="preserve">= </w:t>
             </w:r>
-            <w:proofErr w:type="spellStart"/>
-            <w:r>
-              <w:rPr>
-                <w:rFonts w:ascii="system-ui" w:eastAsia="system-ui" w:hAnsi="system-ui" w:cs="system-ui"/>
-                <w:color w:val="0F1115"/>
-              </w:rPr>
-              <w:t>t</w:t>
-            </w:r>
-            <w:r>
-              <w:rPr>
-                <w:rFonts w:ascii="system-ui" w:eastAsia="system-ui" w:hAnsi="system-ui" w:cs="system-ui"/>
-                <w:color w:val="0F1115"/>
-              </w:rPr>
-              <w:t>xtProveedor</w:t>
-            </w:r>
-            <w:proofErr w:type="spellEnd"/>
+            <w:r>
+              <w:rPr>
+                <w:rFonts w:ascii="system-ui" w:eastAsia="system-ui" w:hAnsi="system-ui" w:cs="system-ui"/>
+                <w:color w:val="0F1115"/>
+              </w:rPr>
+              <w:t>proveedor</w:t>
+            </w:r>
           </w:p>
         </w:tc>
         <w:tc>
@@ -3451,7 +3228,6 @@
                 <w:color w:val="000000" w:themeColor="text1"/>
               </w:rPr>
             </w:pPr>
-            <w:proofErr w:type="spellStart"/>
             <w:r>
               <w:rPr>
                 <w:rFonts w:ascii="Calibri" w:eastAsia="Calibri" w:hAnsi="Calibri" w:cs="Calibri"/>
@@ -3461,7 +3237,6 @@
               </w:rPr>
               <w:t>categoria</w:t>
             </w:r>
-            <w:proofErr w:type="spellEnd"/>
           </w:p>
         </w:tc>
         <w:tc>
@@ -3480,22 +3255,13 @@
               <w:spacing w:after="0" w:line="375" w:lineRule="auto"/>
               <w:jc w:val="center"/>
             </w:pPr>
-            <w:proofErr w:type="spellStart"/>
-            <w:r>
-              <w:rPr>
-                <w:rFonts w:ascii="system-ui" w:eastAsia="system-ui" w:hAnsi="system-ui" w:cs="system-ui"/>
-                <w:color w:val="0F1115"/>
-              </w:rPr>
-              <w:t>t</w:t>
-            </w:r>
-            <w:r>
-              <w:rPr>
-                <w:rFonts w:ascii="system-ui" w:eastAsia="system-ui" w:hAnsi="system-ui" w:cs="system-ui"/>
-                <w:color w:val="0F1115"/>
-              </w:rPr>
-              <w:t>xtCategoria</w:t>
-            </w:r>
-            <w:proofErr w:type="spellEnd"/>
+            <w:r>
+              <w:rPr>
+                <w:rFonts w:ascii="system-ui" w:eastAsia="system-ui" w:hAnsi="system-ui" w:cs="system-ui"/>
+                <w:color w:val="0F1115"/>
+              </w:rPr>
+              <w:t>categoria</w:t>
+            </w:r>
             <w:r>
               <w:rPr>
                 <w:rFonts w:ascii="system-ui" w:eastAsia="system-ui" w:hAnsi="system-ui" w:cs="system-ui"/>
@@ -3510,22 +3276,13 @@
               </w:rPr>
               <w:t xml:space="preserve">== </w:t>
             </w:r>
-            <w:proofErr w:type="spellStart"/>
-            <w:r>
-              <w:rPr>
-                <w:rFonts w:ascii="system-ui" w:eastAsia="system-ui" w:hAnsi="system-ui" w:cs="system-ui"/>
-                <w:color w:val="0F1115"/>
-              </w:rPr>
-              <w:t>t</w:t>
-            </w:r>
-            <w:r>
-              <w:rPr>
-                <w:rFonts w:ascii="system-ui" w:eastAsia="system-ui" w:hAnsi="system-ui" w:cs="system-ui"/>
-                <w:color w:val="0F1115"/>
-              </w:rPr>
-              <w:t>xtCategoria</w:t>
-            </w:r>
-            <w:proofErr w:type="spellEnd"/>
+            <w:r>
+              <w:rPr>
+                <w:rFonts w:ascii="system-ui" w:eastAsia="system-ui" w:hAnsi="system-ui" w:cs="system-ui"/>
+                <w:color w:val="0F1115"/>
+              </w:rPr>
+              <w:t>categoría</w:t>
+            </w:r>
           </w:p>
         </w:tc>
         <w:tc>
@@ -3622,23 +3379,14 @@
               <w:spacing w:after="0" w:line="375" w:lineRule="auto"/>
               <w:jc w:val="center"/>
             </w:pPr>
-            <w:proofErr w:type="spellStart"/>
             <w:proofErr w:type="gramStart"/>
             <w:r>
               <w:rPr>
                 <w:rFonts w:ascii="system-ui" w:eastAsia="system-ui" w:hAnsi="system-ui" w:cs="system-ui"/>
                 <w:color w:val="0F1115"/>
               </w:rPr>
-              <w:t>t</w:t>
-            </w:r>
-            <w:r>
-              <w:rPr>
-                <w:rFonts w:ascii="system-ui" w:eastAsia="system-ui" w:hAnsi="system-ui" w:cs="system-ui"/>
-                <w:color w:val="0F1115"/>
-              </w:rPr>
-              <w:t>xtCategoria</w:t>
-            </w:r>
-            <w:proofErr w:type="spellEnd"/>
+              <w:t>categoria</w:t>
+            </w:r>
             <w:r>
               <w:rPr>
                 <w:rFonts w:ascii="system-ui" w:eastAsia="system-ui" w:hAnsi="system-ui" w:cs="system-ui"/>
@@ -3661,22 +3409,13 @@
               </w:rPr>
               <w:t xml:space="preserve">= </w:t>
             </w:r>
-            <w:proofErr w:type="spellStart"/>
-            <w:r>
-              <w:rPr>
-                <w:rFonts w:ascii="system-ui" w:eastAsia="system-ui" w:hAnsi="system-ui" w:cs="system-ui"/>
-                <w:color w:val="0F1115"/>
-              </w:rPr>
-              <w:t>t</w:t>
-            </w:r>
-            <w:r>
-              <w:rPr>
-                <w:rFonts w:ascii="system-ui" w:eastAsia="system-ui" w:hAnsi="system-ui" w:cs="system-ui"/>
-                <w:color w:val="0F1115"/>
-              </w:rPr>
-              <w:t>xtCategoria</w:t>
-            </w:r>
-            <w:proofErr w:type="spellEnd"/>
+            <w:r>
+              <w:rPr>
+                <w:rFonts w:ascii="system-ui" w:eastAsia="system-ui" w:hAnsi="system-ui" w:cs="system-ui"/>
+                <w:color w:val="0F1115"/>
+              </w:rPr>
+              <w:t>categoria</w:t>
+            </w:r>
           </w:p>
         </w:tc>
         <w:tc>
@@ -3774,23 +3513,14 @@
               <w:spacing w:after="0" w:line="375" w:lineRule="auto"/>
               <w:jc w:val="center"/>
             </w:pPr>
-            <w:proofErr w:type="spellStart"/>
             <w:proofErr w:type="gramStart"/>
             <w:r>
               <w:rPr>
                 <w:rFonts w:ascii="system-ui" w:eastAsia="system-ui" w:hAnsi="system-ui" w:cs="system-ui"/>
                 <w:color w:val="0F1115"/>
               </w:rPr>
-              <w:t>t</w:t>
-            </w:r>
-            <w:r>
-              <w:rPr>
-                <w:rFonts w:ascii="system-ui" w:eastAsia="system-ui" w:hAnsi="system-ui" w:cs="system-ui"/>
-                <w:color w:val="0F1115"/>
-              </w:rPr>
-              <w:t>xtCategoria</w:t>
-            </w:r>
-            <w:proofErr w:type="spellEnd"/>
+              <w:t>categoria</w:t>
+            </w:r>
             <w:r>
               <w:rPr>
                 <w:rFonts w:ascii="system-ui" w:eastAsia="system-ui" w:hAnsi="system-ui" w:cs="system-ui"/>
@@ -3813,22 +3543,13 @@
               </w:rPr>
               <w:t xml:space="preserve">= </w:t>
             </w:r>
-            <w:proofErr w:type="spellStart"/>
-            <w:r>
-              <w:rPr>
-                <w:rFonts w:ascii="system-ui" w:eastAsia="system-ui" w:hAnsi="system-ui" w:cs="system-ui"/>
-                <w:color w:val="0F1115"/>
-              </w:rPr>
-              <w:t>t</w:t>
-            </w:r>
-            <w:r>
-              <w:rPr>
-                <w:rFonts w:ascii="system-ui" w:eastAsia="system-ui" w:hAnsi="system-ui" w:cs="system-ui"/>
-                <w:color w:val="0F1115"/>
-              </w:rPr>
-              <w:t>xtCategoria</w:t>
-            </w:r>
-            <w:proofErr w:type="spellEnd"/>
+            <w:r>
+              <w:rPr>
+                <w:rFonts w:ascii="system-ui" w:eastAsia="system-ui" w:hAnsi="system-ui" w:cs="system-ui"/>
+                <w:color w:val="0F1115"/>
+              </w:rPr>
+              <w:t>categoria</w:t>
+            </w:r>
           </w:p>
         </w:tc>
         <w:tc>
@@ -3935,22 +3656,13 @@
               <w:spacing w:after="0" w:line="375" w:lineRule="auto"/>
               <w:jc w:val="center"/>
             </w:pPr>
-            <w:proofErr w:type="spellStart"/>
-            <w:r>
-              <w:rPr>
-                <w:rFonts w:ascii="system-ui" w:eastAsia="system-ui" w:hAnsi="system-ui" w:cs="system-ui"/>
-                <w:color w:val="0F1115"/>
-              </w:rPr>
-              <w:t>t</w:t>
-            </w:r>
-            <w:r>
-              <w:rPr>
-                <w:rFonts w:ascii="system-ui" w:eastAsia="system-ui" w:hAnsi="system-ui" w:cs="system-ui"/>
-                <w:color w:val="0F1115"/>
-              </w:rPr>
-              <w:t>xtContactoProveedor</w:t>
-            </w:r>
-            <w:proofErr w:type="spellEnd"/>
+            <w:r>
+              <w:rPr>
+                <w:rFonts w:ascii="system-ui" w:eastAsia="system-ui" w:hAnsi="system-ui" w:cs="system-ui"/>
+                <w:color w:val="0F1115"/>
+              </w:rPr>
+              <w:t>contacto</w:t>
+            </w:r>
             <w:r>
               <w:rPr>
                 <w:rFonts w:ascii="system-ui" w:eastAsia="system-ui" w:hAnsi="system-ui" w:cs="system-ui"/>
@@ -3965,22 +3677,13 @@
               </w:rPr>
               <w:t xml:space="preserve">== </w:t>
             </w:r>
-            <w:proofErr w:type="spellStart"/>
-            <w:r>
-              <w:rPr>
-                <w:rFonts w:ascii="system-ui" w:eastAsia="system-ui" w:hAnsi="system-ui" w:cs="system-ui"/>
-                <w:color w:val="0F1115"/>
-              </w:rPr>
-              <w:t>t</w:t>
-            </w:r>
-            <w:r>
-              <w:rPr>
-                <w:rFonts w:ascii="system-ui" w:eastAsia="system-ui" w:hAnsi="system-ui" w:cs="system-ui"/>
-                <w:color w:val="0F1115"/>
-              </w:rPr>
-              <w:t>xtContactoProveedor</w:t>
-            </w:r>
-            <w:proofErr w:type="spellEnd"/>
+            <w:r>
+              <w:rPr>
+                <w:rFonts w:ascii="system-ui" w:eastAsia="system-ui" w:hAnsi="system-ui" w:cs="system-ui"/>
+                <w:color w:val="0F1115"/>
+              </w:rPr>
+              <w:t>contacto</w:t>
+            </w:r>
           </w:p>
         </w:tc>
         <w:tc>
@@ -4077,23 +3780,14 @@
               <w:spacing w:after="0" w:line="375" w:lineRule="auto"/>
               <w:jc w:val="center"/>
             </w:pPr>
-            <w:proofErr w:type="spellStart"/>
             <w:proofErr w:type="gramStart"/>
             <w:r>
               <w:rPr>
                 <w:rFonts w:ascii="system-ui" w:eastAsia="system-ui" w:hAnsi="system-ui" w:cs="system-ui"/>
                 <w:color w:val="0F1115"/>
               </w:rPr>
-              <w:t>t</w:t>
-            </w:r>
-            <w:r>
-              <w:rPr>
-                <w:rFonts w:ascii="system-ui" w:eastAsia="system-ui" w:hAnsi="system-ui" w:cs="system-ui"/>
-                <w:color w:val="0F1115"/>
-              </w:rPr>
-              <w:t>xtContactoProveedor</w:t>
-            </w:r>
-            <w:proofErr w:type="spellEnd"/>
+              <w:t>contacto</w:t>
+            </w:r>
             <w:r>
               <w:rPr>
                 <w:rFonts w:ascii="system-ui" w:eastAsia="system-ui" w:hAnsi="system-ui" w:cs="system-ui"/>
@@ -4116,22 +3810,13 @@
               </w:rPr>
               <w:t xml:space="preserve">= </w:t>
             </w:r>
-            <w:proofErr w:type="spellStart"/>
-            <w:r>
-              <w:rPr>
-                <w:rFonts w:ascii="system-ui" w:eastAsia="system-ui" w:hAnsi="system-ui" w:cs="system-ui"/>
-                <w:color w:val="0F1115"/>
-              </w:rPr>
-              <w:t>t</w:t>
-            </w:r>
-            <w:r>
-              <w:rPr>
-                <w:rFonts w:ascii="system-ui" w:eastAsia="system-ui" w:hAnsi="system-ui" w:cs="system-ui"/>
-                <w:color w:val="0F1115"/>
-              </w:rPr>
-              <w:t>xtContactoProveedor</w:t>
-            </w:r>
-            <w:proofErr w:type="spellEnd"/>
+            <w:r>
+              <w:rPr>
+                <w:rFonts w:ascii="system-ui" w:eastAsia="system-ui" w:hAnsi="system-ui" w:cs="system-ui"/>
+                <w:color w:val="0F1115"/>
+              </w:rPr>
+              <w:t>contacto</w:t>
+            </w:r>
           </w:p>
         </w:tc>
         <w:tc>
@@ -4229,23 +3914,14 @@
               <w:spacing w:after="0" w:line="375" w:lineRule="auto"/>
               <w:jc w:val="center"/>
             </w:pPr>
-            <w:proofErr w:type="spellStart"/>
             <w:proofErr w:type="gramStart"/>
             <w:r>
               <w:rPr>
                 <w:rFonts w:ascii="system-ui" w:eastAsia="system-ui" w:hAnsi="system-ui" w:cs="system-ui"/>
                 <w:color w:val="0F1115"/>
               </w:rPr>
-              <w:t>t</w:t>
-            </w:r>
-            <w:r>
-              <w:rPr>
-                <w:rFonts w:ascii="system-ui" w:eastAsia="system-ui" w:hAnsi="system-ui" w:cs="system-ui"/>
-                <w:color w:val="0F1115"/>
-              </w:rPr>
-              <w:t>xtContactoProveedor</w:t>
-            </w:r>
-            <w:proofErr w:type="spellEnd"/>
+              <w:t>contacto</w:t>
+            </w:r>
             <w:r>
               <w:rPr>
                 <w:rFonts w:ascii="system-ui" w:eastAsia="system-ui" w:hAnsi="system-ui" w:cs="system-ui"/>
@@ -4268,22 +3944,13 @@
               </w:rPr>
               <w:t xml:space="preserve">= </w:t>
             </w:r>
-            <w:proofErr w:type="spellStart"/>
-            <w:r>
-              <w:rPr>
-                <w:rFonts w:ascii="system-ui" w:eastAsia="system-ui" w:hAnsi="system-ui" w:cs="system-ui"/>
-                <w:color w:val="0F1115"/>
-              </w:rPr>
-              <w:t>t</w:t>
-            </w:r>
-            <w:r>
-              <w:rPr>
-                <w:rFonts w:ascii="system-ui" w:eastAsia="system-ui" w:hAnsi="system-ui" w:cs="system-ui"/>
-                <w:color w:val="0F1115"/>
-              </w:rPr>
-              <w:t>xtContactoProveedor</w:t>
-            </w:r>
-            <w:proofErr w:type="spellEnd"/>
+            <w:r>
+              <w:rPr>
+                <w:rFonts w:ascii="system-ui" w:eastAsia="system-ui" w:hAnsi="system-ui" w:cs="system-ui"/>
+                <w:color w:val="0F1115"/>
+              </w:rPr>
+              <w:t>contacto</w:t>
+            </w:r>
           </w:p>
         </w:tc>
         <w:tc>
@@ -4363,7 +4030,6 @@
                 <w:color w:val="000000" w:themeColor="text1"/>
               </w:rPr>
             </w:pPr>
-            <w:proofErr w:type="spellStart"/>
             <w:r>
               <w:rPr>
                 <w:rFonts w:ascii="Calibri" w:eastAsia="Calibri" w:hAnsi="Calibri" w:cs="Calibri"/>
@@ -4374,7 +4040,6 @@
               <w:lastRenderedPageBreak/>
               <w:t>telefono</w:t>
             </w:r>
-            <w:proofErr w:type="spellEnd"/>
           </w:p>
         </w:tc>
         <w:tc>
@@ -4393,37 +4058,14 @@
               <w:spacing w:after="0" w:line="375" w:lineRule="auto"/>
               <w:jc w:val="center"/>
             </w:pPr>
-            <w:proofErr w:type="spellStart"/>
             <w:proofErr w:type="gramStart"/>
             <w:r>
               <w:rPr>
                 <w:rFonts w:ascii="system-ui" w:eastAsia="system-ui" w:hAnsi="system-ui" w:cs="system-ui"/>
                 <w:color w:val="0F1115"/>
               </w:rPr>
-              <w:t>t</w:t>
-            </w:r>
-            <w:r>
-              <w:rPr>
-                <w:rFonts w:ascii="system-ui" w:eastAsia="system-ui" w:hAnsi="system-ui" w:cs="system-ui"/>
-                <w:color w:val="0F1115"/>
-              </w:rPr>
-              <w:t>x</w:t>
-            </w:r>
-            <w:r>
-              <w:rPr>
-                <w:rFonts w:ascii="system-ui" w:eastAsia="system-ui" w:hAnsi="system-ui" w:cs="system-ui"/>
-                <w:color w:val="0F1115"/>
-              </w:rPr>
-              <w:t>t</w:t>
-            </w:r>
-            <w:r>
-              <w:rPr>
-                <w:rFonts w:ascii="system-ui" w:eastAsia="system-ui" w:hAnsi="system-ui" w:cs="system-ui"/>
-                <w:color w:val="0F1115"/>
-              </w:rPr>
-              <w:t>TelefonoProveedor</w:t>
-            </w:r>
-            <w:proofErr w:type="spellEnd"/>
+              <w:t>telefono</w:t>
+            </w:r>
             <w:r>
               <w:rPr>
                 <w:rFonts w:ascii="system-ui" w:eastAsia="system-ui" w:hAnsi="system-ui" w:cs="system-ui"/>
@@ -4542,37 +4184,14 @@
               <w:spacing w:after="0" w:line="375" w:lineRule="auto"/>
               <w:jc w:val="center"/>
             </w:pPr>
-            <w:proofErr w:type="spellStart"/>
             <w:proofErr w:type="gramStart"/>
             <w:r>
               <w:rPr>
                 <w:rFonts w:ascii="system-ui" w:eastAsia="system-ui" w:hAnsi="system-ui" w:cs="system-ui"/>
                 <w:color w:val="0F1115"/>
               </w:rPr>
-              <w:t>t</w:t>
-            </w:r>
-            <w:r>
-              <w:rPr>
-                <w:rFonts w:ascii="system-ui" w:eastAsia="system-ui" w:hAnsi="system-ui" w:cs="system-ui"/>
-                <w:color w:val="0F1115"/>
-              </w:rPr>
-              <w:t>x</w:t>
-            </w:r>
-            <w:r>
-              <w:rPr>
-                <w:rFonts w:ascii="system-ui" w:eastAsia="system-ui" w:hAnsi="system-ui" w:cs="system-ui"/>
-                <w:color w:val="0F1115"/>
-              </w:rPr>
-              <w:t>t</w:t>
-            </w:r>
-            <w:r>
-              <w:rPr>
-                <w:rFonts w:ascii="system-ui" w:eastAsia="system-ui" w:hAnsi="system-ui" w:cs="system-ui"/>
-                <w:color w:val="0F1115"/>
-              </w:rPr>
-              <w:t>TelefonoProveedor</w:t>
-            </w:r>
-            <w:proofErr w:type="spellEnd"/>
+              <w:t>telefono</w:t>
+            </w:r>
             <w:r>
               <w:rPr>
                 <w:rFonts w:ascii="system-ui" w:eastAsia="system-ui" w:hAnsi="system-ui" w:cs="system-ui"/>
@@ -4713,37 +4332,14 @@
               <w:spacing w:after="0" w:line="375" w:lineRule="auto"/>
               <w:jc w:val="center"/>
             </w:pPr>
-            <w:proofErr w:type="spellStart"/>
             <w:proofErr w:type="gramStart"/>
             <w:r>
               <w:rPr>
                 <w:rFonts w:ascii="system-ui" w:eastAsia="system-ui" w:hAnsi="system-ui" w:cs="system-ui"/>
                 <w:color w:val="0F1115"/>
               </w:rPr>
-              <w:t>t</w:t>
-            </w:r>
-            <w:r>
-              <w:rPr>
-                <w:rFonts w:ascii="system-ui" w:eastAsia="system-ui" w:hAnsi="system-ui" w:cs="system-ui"/>
-                <w:color w:val="0F1115"/>
-              </w:rPr>
-              <w:t>x</w:t>
-            </w:r>
-            <w:r>
-              <w:rPr>
-                <w:rFonts w:ascii="system-ui" w:eastAsia="system-ui" w:hAnsi="system-ui" w:cs="system-ui"/>
-                <w:color w:val="0F1115"/>
-              </w:rPr>
-              <w:t>t</w:t>
-            </w:r>
-            <w:r>
-              <w:rPr>
-                <w:rFonts w:ascii="system-ui" w:eastAsia="system-ui" w:hAnsi="system-ui" w:cs="system-ui"/>
-                <w:color w:val="0F1115"/>
-              </w:rPr>
-              <w:t>TelefonoProveedor</w:t>
-            </w:r>
-            <w:proofErr w:type="spellEnd"/>
+              <w:t>telefono</w:t>
+            </w:r>
             <w:r>
               <w:rPr>
                 <w:rFonts w:ascii="system-ui" w:eastAsia="system-ui" w:hAnsi="system-ui" w:cs="system-ui"/>
@@ -4765,36 +4361,13 @@
               </w:rPr>
               <w:t xml:space="preserve">=  </w:t>
             </w:r>
-            <w:proofErr w:type="spellStart"/>
-            <w:r>
-              <w:rPr>
-                <w:rFonts w:ascii="system-ui" w:eastAsia="system-ui" w:hAnsi="system-ui" w:cs="system-ui"/>
-                <w:color w:val="0F1115"/>
-              </w:rPr>
-              <w:t>t</w:t>
-            </w:r>
-            <w:r>
-              <w:rPr>
-                <w:rFonts w:ascii="system-ui" w:eastAsia="system-ui" w:hAnsi="system-ui" w:cs="system-ui"/>
-                <w:color w:val="0F1115"/>
-              </w:rPr>
-              <w:t>x</w:t>
-            </w:r>
-            <w:r>
-              <w:rPr>
-                <w:rFonts w:ascii="system-ui" w:eastAsia="system-ui" w:hAnsi="system-ui" w:cs="system-ui"/>
-                <w:color w:val="0F1115"/>
-              </w:rPr>
-              <w:t>t</w:t>
-            </w:r>
-            <w:r>
-              <w:rPr>
-                <w:rFonts w:ascii="system-ui" w:eastAsia="system-ui" w:hAnsi="system-ui" w:cs="system-ui"/>
-                <w:color w:val="0F1115"/>
-              </w:rPr>
-              <w:t>TelefonoProveedor</w:t>
-            </w:r>
-            <w:proofErr w:type="spellEnd"/>
+            <w:r>
+              <w:rPr>
+                <w:rFonts w:ascii="system-ui" w:eastAsia="system-ui" w:hAnsi="system-ui" w:cs="system-ui"/>
+                <w:color w:val="0F1115"/>
+              </w:rPr>
+              <w:t>telefono</w:t>
+            </w:r>
             <w:proofErr w:type="gramEnd"/>
           </w:p>
         </w:tc>
@@ -4916,6 +4489,7 @@
         <w:rPr>
           <w:b/>
           <w:bCs/>
+          <w:noProof/>
           <w:color w:val="4F81BD"/>
           <w:sz w:val="26"/>
           <w:szCs w:val="26"/>
@@ -5008,7 +4582,7 @@
           <w:noProof/>
         </w:rPr>
         <w:drawing>
-          <wp:anchor distT="0" distB="0" distL="114300" distR="114300" simplePos="0" relativeHeight="251660288" behindDoc="0" locked="0" layoutInCell="1" allowOverlap="1" wp14:anchorId="6545561A" wp14:editId="0C822814">
+          <wp:anchor distT="0" distB="0" distL="114300" distR="114300" simplePos="0" relativeHeight="251660288" behindDoc="0" locked="0" layoutInCell="1" allowOverlap="1" wp14:anchorId="6545561A" wp14:editId="111F1190">
             <wp:simplePos x="0" y="0"/>
             <wp:positionH relativeFrom="column">
               <wp:posOffset>3343275</wp:posOffset>
@@ -5068,7 +4642,7 @@
           <w:noProof/>
         </w:rPr>
         <w:drawing>
-          <wp:anchor distT="0" distB="0" distL="114300" distR="114300" simplePos="0" relativeHeight="251661312" behindDoc="0" locked="0" layoutInCell="1" allowOverlap="1" wp14:anchorId="79A1124B" wp14:editId="5142D8C0">
+          <wp:anchor distT="0" distB="0" distL="114300" distR="114300" simplePos="0" relativeHeight="251661312" behindDoc="0" locked="0" layoutInCell="1" allowOverlap="1" wp14:anchorId="79A1124B" wp14:editId="6958DCE4">
             <wp:simplePos x="0" y="0"/>
             <wp:positionH relativeFrom="margin">
               <wp:align>left</wp:align>
@@ -5143,8 +4717,11 @@
         <w:ind w:left="132" w:firstLine="0"/>
       </w:pPr>
       <w:r>
+        <w:rPr>
+          <w:noProof/>
+        </w:rPr>
         <w:drawing>
-          <wp:anchor distT="0" distB="0" distL="114300" distR="114300" simplePos="0" relativeHeight="251659264" behindDoc="0" locked="0" layoutInCell="1" allowOverlap="1" wp14:anchorId="2A1AB107" wp14:editId="456BBD1D">
+          <wp:anchor distT="0" distB="0" distL="114300" distR="114300" simplePos="0" relativeHeight="251659264" behindDoc="0" locked="0" layoutInCell="1" allowOverlap="1" wp14:anchorId="2A1AB107" wp14:editId="3895E401">
             <wp:simplePos x="0" y="0"/>
             <wp:positionH relativeFrom="column">
               <wp:posOffset>3372203</wp:posOffset>
@@ -5194,8 +4771,11 @@
         </w:drawing>
       </w:r>
       <w:r>
+        <w:rPr>
+          <w:noProof/>
+        </w:rPr>
         <w:drawing>
-          <wp:anchor distT="0" distB="0" distL="114300" distR="114300" simplePos="0" relativeHeight="251658240" behindDoc="0" locked="0" layoutInCell="1" allowOverlap="1" wp14:anchorId="731044B0" wp14:editId="13A89513">
+          <wp:anchor distT="0" distB="0" distL="114300" distR="114300" simplePos="0" relativeHeight="251658240" behindDoc="0" locked="0" layoutInCell="1" allowOverlap="1" wp14:anchorId="731044B0" wp14:editId="06B3BE3D">
             <wp:simplePos x="0" y="0"/>
             <wp:positionH relativeFrom="margin">
               <wp:align>left</wp:align>
@@ -5273,8 +4853,11 @@
         <w:ind w:left="0" w:firstLine="0"/>
       </w:pPr>
       <w:r>
+        <w:rPr>
+          <w:noProof/>
+        </w:rPr>
         <w:drawing>
-          <wp:anchor distT="0" distB="0" distL="114300" distR="114300" simplePos="0" relativeHeight="251666432" behindDoc="0" locked="0" layoutInCell="1" allowOverlap="1" wp14:anchorId="1F91FB69" wp14:editId="1DD64378">
+          <wp:anchor distT="0" distB="0" distL="114300" distR="114300" simplePos="0" relativeHeight="251666432" behindDoc="0" locked="0" layoutInCell="1" allowOverlap="1" wp14:anchorId="1F91FB69" wp14:editId="3B715AC3">
             <wp:simplePos x="0" y="0"/>
             <wp:positionH relativeFrom="margin">
               <wp:posOffset>3353435</wp:posOffset>
@@ -5330,8 +4913,11 @@
         </w:drawing>
       </w:r>
       <w:r>
+        <w:rPr>
+          <w:noProof/>
+        </w:rPr>
         <w:drawing>
-          <wp:anchor distT="0" distB="0" distL="114300" distR="114300" simplePos="0" relativeHeight="251665408" behindDoc="0" locked="0" layoutInCell="1" allowOverlap="1" wp14:anchorId="60FE7F37" wp14:editId="1636F72A">
+          <wp:anchor distT="0" distB="0" distL="114300" distR="114300" simplePos="0" relativeHeight="251665408" behindDoc="0" locked="0" layoutInCell="1" allowOverlap="1" wp14:anchorId="60FE7F37" wp14:editId="3FABC355">
             <wp:simplePos x="0" y="0"/>
             <wp:positionH relativeFrom="margin">
               <wp:align>left</wp:align>
@@ -5399,8 +4985,11 @@
         <w:ind w:left="132" w:firstLine="0"/>
       </w:pPr>
       <w:r>
+        <w:rPr>
+          <w:noProof/>
+        </w:rPr>
         <w:drawing>
-          <wp:anchor distT="0" distB="0" distL="114300" distR="114300" simplePos="0" relativeHeight="251667456" behindDoc="0" locked="0" layoutInCell="1" allowOverlap="1" wp14:anchorId="7ECB00E2" wp14:editId="304844FC">
+          <wp:anchor distT="0" distB="0" distL="114300" distR="114300" simplePos="0" relativeHeight="251667456" behindDoc="0" locked="0" layoutInCell="1" allowOverlap="1" wp14:anchorId="7ECB00E2" wp14:editId="05CDB52A">
             <wp:simplePos x="0" y="0"/>
             <wp:positionH relativeFrom="margin">
               <wp:posOffset>3486150</wp:posOffset>
@@ -5456,8 +5045,11 @@
         </w:drawing>
       </w:r>
       <w:r>
+        <w:rPr>
+          <w:noProof/>
+        </w:rPr>
         <w:drawing>
-          <wp:anchor distT="0" distB="0" distL="114300" distR="114300" simplePos="0" relativeHeight="251668480" behindDoc="0" locked="0" layoutInCell="1" allowOverlap="1" wp14:anchorId="1ADC12C3" wp14:editId="5BC50471">
+          <wp:anchor distT="0" distB="0" distL="114300" distR="114300" simplePos="0" relativeHeight="251668480" behindDoc="0" locked="0" layoutInCell="1" allowOverlap="1" wp14:anchorId="1ADC12C3" wp14:editId="11B2720A">
             <wp:simplePos x="0" y="0"/>
             <wp:positionH relativeFrom="margin">
               <wp:posOffset>57150</wp:posOffset>
@@ -5555,7 +5147,7 @@
           <w:noProof/>
         </w:rPr>
         <w:drawing>
-          <wp:anchor distT="0" distB="0" distL="114300" distR="114300" simplePos="0" relativeHeight="251664384" behindDoc="0" locked="0" layoutInCell="1" allowOverlap="1" wp14:anchorId="3F66DF11" wp14:editId="02046412">
+          <wp:anchor distT="0" distB="0" distL="114300" distR="114300" simplePos="0" relativeHeight="251664384" behindDoc="0" locked="0" layoutInCell="1" allowOverlap="1" wp14:anchorId="3F66DF11" wp14:editId="0B428344">
             <wp:simplePos x="0" y="0"/>
             <wp:positionH relativeFrom="column">
               <wp:posOffset>3210560</wp:posOffset>
@@ -5611,6 +5203,9 @@
         </w:drawing>
       </w:r>
       <w:r>
+        <w:rPr>
+          <w:noProof/>
+        </w:rPr>
         <w:drawing>
           <wp:anchor distT="0" distB="0" distL="114300" distR="114300" simplePos="0" relativeHeight="251663360" behindDoc="0" locked="0" layoutInCell="1" allowOverlap="1" wp14:anchorId="691881ED" wp14:editId="1BF9453F">
             <wp:simplePos x="0" y="0"/>
@@ -6615,6 +6210,7 @@
       <w:numPr>
         <w:ilvl w:val="1"/>
       </w:numPr>
+      <w:ind w:left="99" w:hanging="10"/>
     </w:pPr>
     <w:rPr>
       <w:rFonts w:eastAsiaTheme="majorEastAsia" w:cstheme="majorBidi"/>
